--- a/docs/resume.docx
+++ b/docs/resume.docx
@@ -1990,7 +1990,7 @@
           <w:b/>
           <w:sz w:val="25"/>
         </w:rPr>
-        <w:t>13주 과정 기록 숫자</w:t>
+        <w:t>과정 기록 숫자 (2026-08-11부터 11주 경과)</w:t>
       </w:r>
     </w:p>
     <w:p>

--- a/docs/resume.docx
+++ b/docs/resume.docx
@@ -1327,7 +1327,7 @@
                 <w:b w:val="0"/>
                 <w:sz w:val="17"/>
               </w:rPr>
-              <w:t>AI 자기 오류 판단·피드백 반영 연구(2026-10-13 제출). 문헌 확인·합성 문제 검산·CLI 호출·분석·집필은 AI가 수행, 나는 주제·개발 경험 제공과 실행·난도 확대 요청. 논문 제목·결과는 파일 첨부 후 작성.</w:t>
+              <w:t>AI 자기 오류 판단·피드백 반영 연구(2026-10-13 제출, 최종 확인 완료). 문헌 확인, 합성 문제 검산, CLI 호출, 분석, 집필은 AI가 했고, 나는 주제와 개발 경험을 주고 실행과 난도 확대를 요청했다. 논문 파일은 아직 첨부하지 않아 제목과 결과는 파일 첨부 뒤에 적는다.</w:t>
             </w:r>
           </w:p>
         </w:tc>
@@ -1345,7 +1345,7 @@
                 <w:b w:val="0"/>
                 <w:sz w:val="17"/>
               </w:rPr>
-              <w:t>없음</w:t>
+              <w:t>없음(논문 파일 첨부 전)</w:t>
             </w:r>
           </w:p>
         </w:tc>
@@ -1424,7 +1424,21 @@
           <w:b/>
           <w:sz w:val="25"/>
         </w:rPr>
-        <w:t>보유 기술 (저장소 근거가 있는 것만)</w:t>
+        <w:t>사용해 본 기술 (저장소 근거가 있는 것만)</w:t>
+      </w:r>
+    </w:p>
+    <w:p>
+      <w:pPr>
+        <w:spacing w:after="60" w:before="0" w:line="300" w:lineRule="auto"/>
+      </w:pPr>
+      <w:r>
+        <w:rPr>
+          <w:rFonts w:ascii="Malgun Gothic" w:hAnsi="Malgun Gothic" w:eastAsia="Malgun Gothic" w:cs="Malgun Gothic"/>
+          <w:b w:val="0"/>
+          <w:color w:val="595959"/>
+          <w:sz w:val="17"/>
+        </w:rPr>
+        <w:t>대부분 AI와 함께 만들었습니다. 내가 직접 한 부분이 확인되지 않은 항목은 '분담 확인 필요'로 적었습니다.</w:t>
       </w:r>
     </w:p>
     <w:tbl>
@@ -1447,7 +1461,7 @@
         </w:trPr>
         <w:tc>
           <w:tcPr>
-            <w:tcW w:type="dxa" w:w="4649"/>
+            <w:tcW w:type="dxa" w:w="3969"/>
             <w:shd w:val="clear" w:color="auto" w:fill="E7E6E6"/>
           </w:tcPr>
           <w:p>
@@ -1466,7 +1480,7 @@
         </w:tc>
         <w:tc>
           <w:tcPr>
-            <w:tcW w:type="dxa" w:w="1871"/>
+            <w:tcW w:type="dxa" w:w="1701"/>
             <w:shd w:val="clear" w:color="auto" w:fill="E7E6E6"/>
           </w:tcPr>
           <w:p>
@@ -1485,7 +1499,7 @@
         </w:tc>
         <w:tc>
           <w:tcPr>
-            <w:tcW w:type="dxa" w:w="3118"/>
+            <w:tcW w:type="dxa" w:w="3969"/>
             <w:shd w:val="clear" w:color="auto" w:fill="E7E6E6"/>
           </w:tcPr>
           <w:p>
@@ -1498,7 +1512,7 @@
                 <w:b/>
                 <w:sz w:val="17"/>
               </w:rPr>
-              <w:t>비고</w:t>
+              <w:t>표시</w:t>
             </w:r>
           </w:p>
         </w:tc>
@@ -1509,7 +1523,7 @@
         </w:trPr>
         <w:tc>
           <w:tcPr>
-            <w:tcW w:type="dxa" w:w="4649"/>
+            <w:tcW w:type="dxa" w:w="3969"/>
           </w:tcPr>
           <w:p>
             <w:pPr>
@@ -1527,7 +1541,7 @@
         </w:tc>
         <w:tc>
           <w:tcPr>
-            <w:tcW w:type="dxa" w:w="1871"/>
+            <w:tcW w:type="dxa" w:w="1701"/>
           </w:tcPr>
           <w:p>
             <w:pPr>
@@ -1545,7 +1559,7 @@
         </w:tc>
         <w:tc>
           <w:tcPr>
-            <w:tcW w:type="dxa" w:w="3118"/>
+            <w:tcW w:type="dxa" w:w="3969"/>
           </w:tcPr>
           <w:p>
             <w:pPr>
@@ -1557,7 +1571,7 @@
                 <w:b w:val="0"/>
                 <w:sz w:val="17"/>
               </w:rPr>
-              <w:t>T03 코드는 AI가 작성</w:t>
+              <w:t>AI와 함께 사용(T01 구현은 AI 두 도구, T03 코드는 AI가 작성)</w:t>
             </w:r>
           </w:p>
         </w:tc>
@@ -1568,7 +1582,7 @@
         </w:trPr>
         <w:tc>
           <w:tcPr>
-            <w:tcW w:type="dxa" w:w="4649"/>
+            <w:tcW w:type="dxa" w:w="3969"/>
           </w:tcPr>
           <w:p>
             <w:pPr>
@@ -1586,7 +1600,7 @@
         </w:tc>
         <w:tc>
           <w:tcPr>
-            <w:tcW w:type="dxa" w:w="1871"/>
+            <w:tcW w:type="dxa" w:w="1701"/>
           </w:tcPr>
           <w:p>
             <w:pPr>
@@ -1604,7 +1618,7 @@
         </w:tc>
         <w:tc>
           <w:tcPr>
-            <w:tcW w:type="dxa" w:w="3118"/>
+            <w:tcW w:type="dxa" w:w="3969"/>
           </w:tcPr>
           <w:p>
             <w:pPr>
@@ -1616,7 +1630,7 @@
                 <w:b w:val="0"/>
                 <w:sz w:val="17"/>
               </w:rPr>
-              <w:t>구현 분담은 확인 불가</w:t>
+              <w:t>AI와 함께 사용. 분담 확인 필요</w:t>
             </w:r>
           </w:p>
         </w:tc>
@@ -1627,7 +1641,7 @@
         </w:trPr>
         <w:tc>
           <w:tcPr>
-            <w:tcW w:type="dxa" w:w="4649"/>
+            <w:tcW w:type="dxa" w:w="3969"/>
           </w:tcPr>
           <w:p>
             <w:pPr>
@@ -1645,7 +1659,7 @@
         </w:tc>
         <w:tc>
           <w:tcPr>
-            <w:tcW w:type="dxa" w:w="1871"/>
+            <w:tcW w:type="dxa" w:w="1701"/>
           </w:tcPr>
           <w:p>
             <w:pPr>
@@ -1663,7 +1677,7 @@
         </w:tc>
         <w:tc>
           <w:tcPr>
-            <w:tcW w:type="dxa" w:w="3118"/>
+            <w:tcW w:type="dxa" w:w="3969"/>
           </w:tcPr>
           <w:p>
             <w:pPr>
@@ -1675,7 +1689,7 @@
                 <w:b w:val="0"/>
                 <w:sz w:val="17"/>
               </w:rPr>
-              <w:t>구현 대부분 AI</w:t>
+              <w:t>AI와 함께 사용(구현 대부분 AI)</w:t>
             </w:r>
           </w:p>
         </w:tc>
@@ -1686,7 +1700,7 @@
         </w:trPr>
         <w:tc>
           <w:tcPr>
-            <w:tcW w:type="dxa" w:w="4649"/>
+            <w:tcW w:type="dxa" w:w="3969"/>
           </w:tcPr>
           <w:p>
             <w:pPr>
@@ -1704,7 +1718,7 @@
         </w:tc>
         <w:tc>
           <w:tcPr>
-            <w:tcW w:type="dxa" w:w="1871"/>
+            <w:tcW w:type="dxa" w:w="1701"/>
           </w:tcPr>
           <w:p>
             <w:pPr>
@@ -1722,7 +1736,7 @@
         </w:tc>
         <w:tc>
           <w:tcPr>
-            <w:tcW w:type="dxa" w:w="3118"/>
+            <w:tcW w:type="dxa" w:w="3969"/>
           </w:tcPr>
           <w:p>
             <w:pPr>
@@ -1734,7 +1748,7 @@
                 <w:b w:val="0"/>
                 <w:sz w:val="17"/>
               </w:rPr>
-              <w:t>T06 서버는 AI가 구현</w:t>
+              <w:t>AI와 함께 사용(T06 서버는 AI가 구현)</w:t>
             </w:r>
           </w:p>
         </w:tc>
@@ -1745,7 +1759,7 @@
         </w:trPr>
         <w:tc>
           <w:tcPr>
-            <w:tcW w:type="dxa" w:w="4649"/>
+            <w:tcW w:type="dxa" w:w="3969"/>
           </w:tcPr>
           <w:p>
             <w:pPr>
@@ -1763,7 +1777,7 @@
         </w:tc>
         <w:tc>
           <w:tcPr>
-            <w:tcW w:type="dxa" w:w="1871"/>
+            <w:tcW w:type="dxa" w:w="1701"/>
           </w:tcPr>
           <w:p>
             <w:pPr>
@@ -1781,7 +1795,7 @@
         </w:tc>
         <w:tc>
           <w:tcPr>
-            <w:tcW w:type="dxa" w:w="3118"/>
+            <w:tcW w:type="dxa" w:w="3969"/>
           </w:tcPr>
           <w:p>
             <w:pPr>
@@ -1793,7 +1807,7 @@
                 <w:b w:val="0"/>
                 <w:sz w:val="17"/>
               </w:rPr>
-              <w:t>제출문 기준. 분담 확인 필요</w:t>
+              <w:t>AI와 함께 사용. 분담 확인 필요</w:t>
             </w:r>
           </w:p>
         </w:tc>
@@ -1804,7 +1818,7 @@
         </w:trPr>
         <w:tc>
           <w:tcPr>
-            <w:tcW w:type="dxa" w:w="4649"/>
+            <w:tcW w:type="dxa" w:w="3969"/>
           </w:tcPr>
           <w:p>
             <w:pPr>
@@ -1822,7 +1836,7 @@
         </w:tc>
         <w:tc>
           <w:tcPr>
-            <w:tcW w:type="dxa" w:w="1871"/>
+            <w:tcW w:type="dxa" w:w="1701"/>
           </w:tcPr>
           <w:p>
             <w:pPr>
@@ -1840,7 +1854,7 @@
         </w:tc>
         <w:tc>
           <w:tcPr>
-            <w:tcW w:type="dxa" w:w="3118"/>
+            <w:tcW w:type="dxa" w:w="3969"/>
           </w:tcPr>
           <w:p>
             <w:pPr>
@@ -1852,7 +1866,7 @@
                 <w:b w:val="0"/>
                 <w:sz w:val="17"/>
               </w:rPr>
-              <w:t>분담 확인 필요</w:t>
+              <w:t>AI와 함께 사용. 분담 확인 필요</w:t>
             </w:r>
           </w:p>
         </w:tc>
@@ -1863,7 +1877,7 @@
         </w:trPr>
         <w:tc>
           <w:tcPr>
-            <w:tcW w:type="dxa" w:w="4649"/>
+            <w:tcW w:type="dxa" w:w="3969"/>
           </w:tcPr>
           <w:p>
             <w:pPr>
@@ -1881,7 +1895,7 @@
         </w:tc>
         <w:tc>
           <w:tcPr>
-            <w:tcW w:type="dxa" w:w="1871"/>
+            <w:tcW w:type="dxa" w:w="1701"/>
           </w:tcPr>
           <w:p>
             <w:pPr>
@@ -1899,7 +1913,7 @@
         </w:tc>
         <w:tc>
           <w:tcPr>
-            <w:tcW w:type="dxa" w:w="3118"/>
+            <w:tcW w:type="dxa" w:w="3969"/>
           </w:tcPr>
           <w:p>
             <w:pPr>
@@ -1911,7 +1925,7 @@
                 <w:b w:val="0"/>
                 <w:sz w:val="17"/>
               </w:rPr>
-              <w:t>커밋·배포 기록으로 확인</w:t>
+              <w:t>저장소·배포 기록은 있으나 직접 작업한 몫은 분담 확인 필요</w:t>
             </w:r>
           </w:p>
         </w:tc>
@@ -1922,7 +1936,7 @@
         </w:trPr>
         <w:tc>
           <w:tcPr>
-            <w:tcW w:type="dxa" w:w="4649"/>
+            <w:tcW w:type="dxa" w:w="3969"/>
           </w:tcPr>
           <w:p>
             <w:pPr>
@@ -1934,13 +1948,13 @@
                 <w:b w:val="0"/>
                 <w:sz w:val="17"/>
               </w:rPr>
-              <w:t>AI 코딩 도구 협업(Claude Code, Codex CLI)</w:t>
+              <w:t>AI 결과 직접 검증(에러 메시지 읽기, 수정 전후 값 기록)</w:t>
             </w:r>
           </w:p>
         </w:tc>
         <w:tc>
           <w:tcPr>
-            <w:tcW w:type="dxa" w:w="1871"/>
+            <w:tcW w:type="dxa" w:w="1701"/>
           </w:tcPr>
           <w:p>
             <w:pPr>
@@ -1952,13 +1966,13 @@
                 <w:b w:val="0"/>
                 <w:sz w:val="17"/>
               </w:rPr>
-              <w:t>T01</w:t>
+              <w:t>T01, T03, T07, T09</w:t>
             </w:r>
           </w:p>
         </w:tc>
         <w:tc>
           <w:tcPr>
-            <w:tcW w:type="dxa" w:w="3118"/>
+            <w:tcW w:type="dxa" w:w="3969"/>
           </w:tcPr>
           <w:p>
             <w:pPr>
@@ -1970,7 +1984,7 @@
                 <w:b w:val="0"/>
                 <w:sz w:val="17"/>
               </w:rPr>
-              <w:t>결과를 직접 검증하는 방식</w:t>
+              <w:t>내가 한 일로 확인되는 것(리추얼 기록과 과제 기록)</w:t>
             </w:r>
           </w:p>
         </w:tc>

--- a/docs/resume.docx
+++ b/docs/resume.docx
@@ -540,7 +540,7 @@
                 <w:b w:val="0"/>
                 <w:sz w:val="18"/>
               </w:rPr>
-              <w:t>학원에서 파이썬 수강(본인 진술. 기간은 입력에 없어 비워 둠)</w:t>
+              <w:t>학원 수강(본인 진술. 과목·기간은 입력에 없어 비워 둠)</w:t>
             </w:r>
           </w:p>
         </w:tc>
@@ -574,7 +574,7 @@
           <w:color w:val="595959"/>
           <w:sz w:val="17"/>
         </w:rPr>
-        <w:t>구현의 상당 부분을 AI와 함께 했습니다. 아래 한 줄마다 AI 비중과 확인되지 않은 부분을 적었습니다. 링크는 공개 저장소와 배포 주소만 넣었습니다.</w:t>
+        <w:t>구현의 상당 부분을 AI와 함께 했습니다. 분담이 확인되지 않은 항목은 '분담 확인 필요'로 표시했습니다. 링크는 공개 저장소와 배포 주소만 넣었습니다.</w:t>
       </w:r>
     </w:p>
     <w:tbl>

--- a/docs/resume.docx
+++ b/docs/resume.docx
@@ -106,7 +106,7 @@
           <w:rFonts w:ascii="Malgun Gothic" w:hAnsi="Malgun Gothic" w:eastAsia="Malgun Gothic" w:cs="Malgun Gothic"/>
           <w:sz w:val="20"/>
         </w:rPr>
-        <w:t>2026년 8월 25일 진통제를 먹고 버틴 다음 날에도 쉬는 시간마다 마음을 붙잡기로 한 사람</w:t>
+        <w:t>안 된다는 답에도 질문을 바꿔 다시 묻고, 하나를 물면 끝까지 파고드는 사람</w:t>
       </w:r>
       <w:r>
         <w:rPr>

--- a/docs/resume.docx
+++ b/docs/resume.docx
@@ -2,20 +2,6 @@
 <file path=word/document.xml><?xml version="1.0" encoding="utf-8"?>
 <w:document xmlns:wpc="http://schemas.microsoft.com/office/word/2010/wordprocessingCanvas" xmlns:mo="http://schemas.microsoft.com/office/mac/office/2008/main" xmlns:mc="http://schemas.openxmlformats.org/markup-compatibility/2006" xmlns:mv="urn:schemas-microsoft-com:mac:vml" xmlns:o="urn:schemas-microsoft-com:office:office" xmlns:r="http://schemas.openxmlformats.org/officeDocument/2006/relationships" xmlns:m="http://schemas.openxmlformats.org/officeDocument/2006/math" xmlns:v="urn:schemas-microsoft-com:vml" xmlns:wp14="http://schemas.microsoft.com/office/word/2010/wordprocessingDrawing" xmlns:wp="http://schemas.openxmlformats.org/drawingml/2006/wordprocessingDrawing" xmlns:w10="urn:schemas-microsoft-com:office:word" xmlns:w="http://schemas.openxmlformats.org/wordprocessingml/2006/main" xmlns:w14="http://schemas.microsoft.com/office/word/2010/wordml" xmlns:wpg="http://schemas.microsoft.com/office/word/2010/wordprocessingGroup" xmlns:wpi="http://schemas.microsoft.com/office/word/2010/wordprocessingInk" xmlns:wne="http://schemas.microsoft.com/office/word/2006/wordml" xmlns:wps="http://schemas.microsoft.com/office/word/2010/wordprocessingShape" mc:Ignorable="w14 wp14">
   <w:body>
-    <w:p>
-      <w:pPr>
-        <w:spacing w:after="120" w:before="0" w:line="300" w:lineRule="auto"/>
-      </w:pPr>
-      <w:r>
-        <w:rPr>
-          <w:rFonts w:ascii="Malgun Gothic" w:hAnsi="Malgun Gothic" w:eastAsia="Malgun Gothic" w:cs="Malgun Gothic"/>
-          <w:b w:val="0"/>
-          <w:color w:val="595959"/>
-          <w:sz w:val="16"/>
-        </w:rPr>
-        <w:t>임시(AI 작성) 초안 — 사실 확인 후 본인이 수정</w:t>
-      </w:r>
-    </w:p>
     <w:p>
       <w:pPr>
         <w:spacing w:after="40" w:before="0" w:line="300" w:lineRule="auto"/>
@@ -78,7 +64,7 @@
           <w:color w:val="B01E1E"/>
           <w:sz w:val="18"/>
         </w:rPr>
-        <w:t>임시: 이 과제용 이메일로 교체 예정</w:t>
+        <w:t>연락은 GitHub 프로필로 받습니다</w:t>
       </w:r>
       <w:r>
         <w:rPr>
@@ -106,15 +92,7 @@
           <w:rFonts w:ascii="Malgun Gothic" w:hAnsi="Malgun Gothic" w:eastAsia="Malgun Gothic" w:cs="Malgun Gothic"/>
           <w:sz w:val="20"/>
         </w:rPr>
-        <w:t>안 된다는 답에도 질문을 바꿔 다시 묻고, 하나를 물면 끝까지 파고드는 사람</w:t>
-      </w:r>
-      <w:r>
-        <w:rPr>
-          <w:rFonts w:ascii="Malgun Gothic" w:hAnsi="Malgun Gothic" w:eastAsia="Malgun Gothic" w:cs="Malgun Gothic"/>
-          <w:color w:val="B01E1E"/>
-          <w:sz w:val="16"/>
-        </w:rPr>
-        <w:t xml:space="preserve">  [임시(AI 작성) — 본인이 직접 고쳐 쓸 문장]</w:t>
+        <w:t>안 된다는 답에도 질문을 바꿔 다시 묻고, 서버 운영부터 서류 자동화 엔진까지 끝까지 파고드는 사람</w:t>
       </w:r>
     </w:p>
     <w:p>
@@ -385,6 +363,90 @@
                 <w:sz w:val="18"/>
               </w:rPr>
               <w:t>부모님이 운영하는 화장품 인증 회사 근무. 신규 인증 사업 모델 설계, 마케팅, 브랜드사 베타테스트 운영, 아마존 실무를 맡음(본인 진술).</w:t>
+            </w:r>
+          </w:p>
+        </w:tc>
+      </w:tr>
+      <w:tr>
+        <w:trPr>
+          <w:cantSplit w:val="true"/>
+        </w:trPr>
+        <w:tc>
+          <w:tcPr>
+            <w:tcW w:type="dxa" w:w="2551"/>
+          </w:tcPr>
+          <w:p>
+            <w:pPr>
+              <w:spacing w:after="40" w:line="276" w:lineRule="auto"/>
+            </w:pPr>
+            <w:r>
+              <w:rPr>
+                <w:rFonts w:ascii="Malgun Gothic" w:hAnsi="Malgun Gothic" w:eastAsia="Malgun Gothic" w:cs="Malgun Gothic"/>
+                <w:b w:val="0"/>
+                <w:sz w:val="18"/>
+              </w:rPr>
+              <w:t>2026-08 ~ 현재</w:t>
+              <w:br/>
+              <w:t>(회사 업무)</w:t>
+            </w:r>
+          </w:p>
+        </w:tc>
+        <w:tc>
+          <w:tcPr>
+            <w:tcW w:type="dxa" w:w="7087"/>
+          </w:tcPr>
+          <w:p>
+            <w:pPr>
+              <w:spacing w:after="40" w:line="276" w:lineRule="auto"/>
+            </w:pPr>
+            <w:r>
+              <w:rPr>
+                <w:rFonts w:ascii="Malgun Gothic" w:hAnsi="Malgun Gothic" w:eastAsia="Malgun Gothic" w:cs="Malgun Gothic"/>
+                <w:b w:val="0"/>
+                <w:sz w:val="18"/>
+              </w:rPr>
+              <w:t>화장품 브랜드사 PPWR 서류취합·판정 자동화 엔진, 서류 제출 포털, 가견적 도구 개발(비공개 저장소 4개). 대상 업무 브랜드사 약 20곳·제품 50개 이상(본인 진술), 규칙 검증은 3곳 26개 제품 실제 자료로 함.</w:t>
+            </w:r>
+          </w:p>
+        </w:tc>
+      </w:tr>
+      <w:tr>
+        <w:trPr>
+          <w:cantSplit w:val="true"/>
+        </w:trPr>
+        <w:tc>
+          <w:tcPr>
+            <w:tcW w:type="dxa" w:w="2551"/>
+          </w:tcPr>
+          <w:p>
+            <w:pPr>
+              <w:spacing w:after="40" w:line="276" w:lineRule="auto"/>
+            </w:pPr>
+            <w:r>
+              <w:rPr>
+                <w:rFonts w:ascii="Malgun Gothic" w:hAnsi="Malgun Gothic" w:eastAsia="Malgun Gothic" w:cs="Malgun Gothic"/>
+                <w:b w:val="0"/>
+                <w:sz w:val="18"/>
+              </w:rPr>
+              <w:t>2010년대</w:t>
+            </w:r>
+          </w:p>
+        </w:tc>
+        <w:tc>
+          <w:tcPr>
+            <w:tcW w:type="dxa" w:w="7087"/>
+          </w:tcPr>
+          <w:p>
+            <w:pPr>
+              <w:spacing w:after="40" w:line="276" w:lineRule="auto"/>
+            </w:pPr>
+            <w:r>
+              <w:rPr>
+                <w:rFonts w:ascii="Malgun Gothic" w:hAnsi="Malgun Gothic" w:eastAsia="Malgun Gothic" w:cs="Malgun Gothic"/>
+                <w:b w:val="0"/>
+                <w:sz w:val="18"/>
+              </w:rPr>
+              <w:t>마인크래프트 서버 여러 개 운영. 초반엔 직접 제작, 규모가 커진 뒤 개발은 외주(본인 진술). 후원 접수는 구글 폼·응답 시트로 구조화(Drive 백업 폴더 기록).</w:t>
             </w:r>
           </w:p>
         </w:tc>
@@ -1409,6 +1471,65 @@
           </w:p>
         </w:tc>
       </w:tr>
+      <w:tr>
+        <w:trPr>
+          <w:cantSplit w:val="true"/>
+        </w:trPr>
+        <w:tc>
+          <w:tcPr>
+            <w:tcW w:type="dxa" w:w="737"/>
+          </w:tcPr>
+          <w:p>
+            <w:pPr>
+              <w:spacing w:after="40" w:line="276" w:lineRule="auto"/>
+            </w:pPr>
+            <w:r>
+              <w:rPr>
+                <w:rFonts w:ascii="Malgun Gothic" w:hAnsi="Malgun Gothic" w:eastAsia="Malgun Gothic" w:cs="Malgun Gothic"/>
+                <w:b w:val="0"/>
+                <w:sz w:val="17"/>
+              </w:rPr>
+              <w:t>회사</w:t>
+            </w:r>
+          </w:p>
+        </w:tc>
+        <w:tc>
+          <w:tcPr>
+            <w:tcW w:type="dxa" w:w="6350"/>
+          </w:tcPr>
+          <w:p>
+            <w:pPr>
+              <w:spacing w:after="40" w:line="276" w:lineRule="auto"/>
+            </w:pPr>
+            <w:r>
+              <w:rPr>
+                <w:rFonts w:ascii="Malgun Gothic" w:hAnsi="Malgun Gothic" w:eastAsia="Malgun Gothic" w:cs="Malgun Gothic"/>
+                <w:b w:val="0"/>
+                <w:sz w:val="17"/>
+              </w:rPr>
+              <w:t>서류취합 자동화 엔진(Python): 서류 유무 판정, 압축 해제, 분류 규칙, 서류 간 불일치 검증. 설계 문서 v0.1~v0.12. AI와 함께 구현했고 기준 정리와 실데이터 대조의 분담은 확인 필요. 고객 자료가 있어 비공개.</w:t>
+            </w:r>
+          </w:p>
+        </w:tc>
+        <w:tc>
+          <w:tcPr>
+            <w:tcW w:type="dxa" w:w="2551"/>
+          </w:tcPr>
+          <w:p>
+            <w:pPr>
+              <w:spacing w:after="40" w:line="276" w:lineRule="auto"/>
+            </w:pPr>
+            <w:r>
+              <w:rPr>
+                <w:rFonts w:ascii="Malgun Gothic" w:hAnsi="Malgun Gothic" w:eastAsia="Malgun Gothic" w:cs="Malgun Gothic"/>
+                <w:b w:val="0"/>
+                <w:sz w:val="17"/>
+              </w:rPr>
+              <w:t>없음(비공개)</w:t>
+            </w:r>
+          </w:p>
+        </w:tc>
+      </w:tr>
     </w:tbl>
     <w:p>
       <w:pPr>
@@ -1867,6 +1988,183 @@
                 <w:sz w:val="17"/>
               </w:rPr>
               <w:t>AI와 함께 사용. 분담 확인 필요</w:t>
+            </w:r>
+          </w:p>
+        </w:tc>
+      </w:tr>
+      <w:tr>
+        <w:trPr>
+          <w:cantSplit w:val="true"/>
+        </w:trPr>
+        <w:tc>
+          <w:tcPr>
+            <w:tcW w:type="dxa" w:w="3969"/>
+          </w:tcPr>
+          <w:p>
+            <w:pPr>
+              <w:spacing w:after="40" w:line="276" w:lineRule="auto"/>
+            </w:pPr>
+            <w:r>
+              <w:rPr>
+                <w:rFonts w:ascii="Malgun Gothic" w:hAnsi="Malgun Gothic" w:eastAsia="Malgun Gothic" w:cs="Malgun Gothic"/>
+                <w:b w:val="0"/>
+                <w:sz w:val="17"/>
+              </w:rPr>
+              <w:t>Python 규칙 기반 서류 판정, PDF·OCR 추출, 엑셀 파싱</w:t>
+            </w:r>
+          </w:p>
+        </w:tc>
+        <w:tc>
+          <w:tcPr>
+            <w:tcW w:type="dxa" w:w="1701"/>
+          </w:tcPr>
+          <w:p>
+            <w:pPr>
+              <w:spacing w:after="40" w:line="276" w:lineRule="auto"/>
+            </w:pPr>
+            <w:r>
+              <w:rPr>
+                <w:rFonts w:ascii="Malgun Gothic" w:hAnsi="Malgun Gothic" w:eastAsia="Malgun Gothic" w:cs="Malgun Gothic"/>
+                <w:b w:val="0"/>
+                <w:sz w:val="17"/>
+              </w:rPr>
+              <w:t>회사 엔진</w:t>
+            </w:r>
+          </w:p>
+        </w:tc>
+        <w:tc>
+          <w:tcPr>
+            <w:tcW w:type="dxa" w:w="3969"/>
+          </w:tcPr>
+          <w:p>
+            <w:pPr>
+              <w:spacing w:after="40" w:line="276" w:lineRule="auto"/>
+            </w:pPr>
+            <w:r>
+              <w:rPr>
+                <w:rFonts w:ascii="Malgun Gothic" w:hAnsi="Malgun Gothic" w:eastAsia="Malgun Gothic" w:cs="Malgun Gothic"/>
+                <w:b w:val="0"/>
+                <w:sz w:val="17"/>
+              </w:rPr>
+              <w:t>AI와 함께 사용. 비공개 저장소 기록. 분담 확인 필요</w:t>
+            </w:r>
+          </w:p>
+        </w:tc>
+      </w:tr>
+      <w:tr>
+        <w:trPr>
+          <w:cantSplit w:val="true"/>
+        </w:trPr>
+        <w:tc>
+          <w:tcPr>
+            <w:tcW w:type="dxa" w:w="3969"/>
+          </w:tcPr>
+          <w:p>
+            <w:pPr>
+              <w:spacing w:after="40" w:line="276" w:lineRule="auto"/>
+            </w:pPr>
+            <w:r>
+              <w:rPr>
+                <w:rFonts w:ascii="Malgun Gothic" w:hAnsi="Malgun Gothic" w:eastAsia="Malgun Gothic" w:cs="Malgun Gothic"/>
+                <w:b w:val="0"/>
+                <w:sz w:val="17"/>
+              </w:rPr>
+              <w:t>Node.js(Express·Prisma) 포털, Railway 배포</w:t>
+            </w:r>
+          </w:p>
+        </w:tc>
+        <w:tc>
+          <w:tcPr>
+            <w:tcW w:type="dxa" w:w="1701"/>
+          </w:tcPr>
+          <w:p>
+            <w:pPr>
+              <w:spacing w:after="40" w:line="276" w:lineRule="auto"/>
+            </w:pPr>
+            <w:r>
+              <w:rPr>
+                <w:rFonts w:ascii="Malgun Gothic" w:hAnsi="Malgun Gothic" w:eastAsia="Malgun Gothic" w:cs="Malgun Gothic"/>
+                <w:b w:val="0"/>
+                <w:sz w:val="17"/>
+              </w:rPr>
+              <w:t>회사 포털·견적 도구</w:t>
+            </w:r>
+          </w:p>
+        </w:tc>
+        <w:tc>
+          <w:tcPr>
+            <w:tcW w:type="dxa" w:w="3969"/>
+          </w:tcPr>
+          <w:p>
+            <w:pPr>
+              <w:spacing w:after="40" w:line="276" w:lineRule="auto"/>
+            </w:pPr>
+            <w:r>
+              <w:rPr>
+                <w:rFonts w:ascii="Malgun Gothic" w:hAnsi="Malgun Gothic" w:eastAsia="Malgun Gothic" w:cs="Malgun Gothic"/>
+                <w:b w:val="0"/>
+                <w:sz w:val="17"/>
+              </w:rPr>
+              <w:t>AI와 함께 사용. 비공개 저장소 기록</w:t>
+            </w:r>
+          </w:p>
+        </w:tc>
+      </w:tr>
+      <w:tr>
+        <w:trPr>
+          <w:cantSplit w:val="true"/>
+        </w:trPr>
+        <w:tc>
+          <w:tcPr>
+            <w:tcW w:type="dxa" w:w="3969"/>
+          </w:tcPr>
+          <w:p>
+            <w:pPr>
+              <w:spacing w:after="40" w:line="276" w:lineRule="auto"/>
+            </w:pPr>
+            <w:r>
+              <w:rPr>
+                <w:rFonts w:ascii="Malgun Gothic" w:hAnsi="Malgun Gothic" w:eastAsia="Malgun Gothic" w:cs="Malgun Gothic"/>
+                <w:b w:val="0"/>
+                <w:sz w:val="17"/>
+              </w:rPr>
+              <w:t>PocketMine 서버 운영·설정, 구글 폼 자동 접수</w:t>
+            </w:r>
+          </w:p>
+        </w:tc>
+        <w:tc>
+          <w:tcPr>
+            <w:tcW w:type="dxa" w:w="1701"/>
+          </w:tcPr>
+          <w:p>
+            <w:pPr>
+              <w:spacing w:after="40" w:line="276" w:lineRule="auto"/>
+            </w:pPr>
+            <w:r>
+              <w:rPr>
+                <w:rFonts w:ascii="Malgun Gothic" w:hAnsi="Malgun Gothic" w:eastAsia="Malgun Gothic" w:cs="Malgun Gothic"/>
+                <w:b w:val="0"/>
+                <w:sz w:val="17"/>
+              </w:rPr>
+              <w:t>2010년대 서버</w:t>
+            </w:r>
+          </w:p>
+        </w:tc>
+        <w:tc>
+          <w:tcPr>
+            <w:tcW w:type="dxa" w:w="3969"/>
+          </w:tcPr>
+          <w:p>
+            <w:pPr>
+              <w:spacing w:after="40" w:line="276" w:lineRule="auto"/>
+            </w:pPr>
+            <w:r>
+              <w:rPr>
+                <w:rFonts w:ascii="Malgun Gothic" w:hAnsi="Malgun Gothic" w:eastAsia="Malgun Gothic" w:cs="Malgun Gothic"/>
+                <w:b w:val="0"/>
+                <w:sz w:val="17"/>
+              </w:rPr>
+              <w:t>직접 운영(Drive 백업 폴더 기록). 플러그인 제작 범위는 본인 기억 기준</w:t>
             </w:r>
           </w:p>
         </w:tc>

--- a/docs/resume.docx
+++ b/docs/resume.docx
@@ -387,7 +387,7 @@
               </w:rPr>
               <w:t>2026-08 ~ 현재</w:t>
               <w:br/>
-              <w:t>(회사 업무)</w:t>
+              <w:t>(부모님 회사 업무, 교육과정과 병행)</w:t>
             </w:r>
           </w:p>
         </w:tc>
@@ -405,7 +405,7 @@
                 <w:b w:val="0"/>
                 <w:sz w:val="18"/>
               </w:rPr>
-              <w:t>화장품 브랜드사 PPWR 서류취합·판정 자동화 엔진, 서류 제출 포털, 가견적 도구 개발(비공개 저장소 4개). 대상 업무 브랜드사 약 20곳·제품 50개 이상(본인 진술), 규칙 검증은 3곳 26개 제품 실제 자료로 함.</w:t>
+              <w:t>화장품 브랜드사 PPWR 서류취합·판정 자동화 엔진, 서류 제출 포털, 가견적 도구 개발(비공개 저장소 4개). 대상 업무 브랜드사 약 20곳·제품 50개 이상(본인 진술). 설계 기록상 규칙 검증은 3곳 26개 제품의 실제 자료로 함.</w:t>
             </w:r>
           </w:p>
         </w:tc>
@@ -2164,7 +2164,7 @@
                 <w:b w:val="0"/>
                 <w:sz w:val="17"/>
               </w:rPr>
-              <w:t>직접 운영(Drive 백업 폴더 기록). 플러그인 제작 범위는 본인 기억 기준</w:t>
+              <w:t>직접 제작 후 외주 병행(본인 진술). Drive 백업 폴더에 서버 파일 기록</w:t>
             </w:r>
           </w:p>
         </w:tc>

--- a/docs/resume.docx
+++ b/docs/resume.docx
@@ -1389,7 +1389,7 @@
                 <w:b w:val="0"/>
                 <w:sz w:val="17"/>
               </w:rPr>
-              <w:t>AI 자기 오류 판단·피드백 반영 연구(2026-10-13 제출, 최종 확인 완료). 문헌 확인, 합성 문제 검산, CLI 호출, 분석, 집필은 AI가 했고, 나는 주제와 개발 경험을 주고 실행과 난도 확대를 요청했다. 논문 파일은 아직 첨부하지 않아 제목과 결과는 파일 첨부 뒤에 적는다.</w:t>
+              <w:t>AI 자기 오류 판단·피드백 반영 연구(2026-10-13 제출, 최종 확인 완료). 문헌 확인, 합성 문제 검산, CLI 호출, 분석, 집필은 AI가 했고, 나는 주제와 개발 경험을 주고 실행과 난도 확대를 요청했다. 논문 「언어모델의 정답률과 추가 검토 요청의 일치와 불일치」(공통 12문항, OpenAI 7종·Claude 4종 비교)로 이어졌고, 13번 앱이 이 계산법을 쓴다.</w:t>
             </w:r>
           </w:p>
         </w:tc>
@@ -1407,7 +1407,7 @@
                 <w:b w:val="0"/>
                 <w:sz w:val="17"/>
               </w:rPr>
-              <w:t>없음(논문 파일 첨부 전)</w:t>
+              <w:t>논문 문서(사이트 docs/paper.docx)</w:t>
             </w:r>
           </w:p>
         </w:tc>
